--- a/templates/ขออนุมัติโครงการ/5. นำส่งเอกสารการขออนุมัติ_template.docx
+++ b/templates/ขออนุมัติโครงการ/5. นำส่งเอกสารการขออนุมัติ_template.docx
@@ -1423,8 +1423,11 @@
         <w:jc w:val="thaiDistribute"/>
         <w:rPr>
           <w:rFonts w:ascii="TH SarabunIT๙" w:hAnsi="TH SarabunIT๙" w:cs="TH SarabunIT๙"/>
-          <w:sz w:val="32"/>
-          <w:szCs w:val="32"/>
+          <w:snapToGrid w:val="0"/>
+          <w:color w:val="auto"/>
+          <w:sz w:val="32"/>
+          <w:szCs w:val="32"/>
+          <w:cs/>
         </w:rPr>
       </w:pPr>
       <w:r>
@@ -1577,6 +1580,17 @@
           <w:cs/>
         </w:rPr>
         <w:t>วันที่หนังสือรายงานการจัดทำแบบรูปรายการ]</w:t>
+      </w:r>
+      <w:r>
+        <w:rPr>
+          <w:rFonts w:ascii="TH SarabunIT๙" w:hAnsi="TH SarabunIT๙" w:cs="TH SarabunIT๙"/>
+          <w:snapToGrid w:val="0"/>
+          <w:color w:val="auto"/>
+          <w:sz w:val="32"/>
+          <w:szCs w:val="32"/>
+          <w:cs/>
+        </w:rPr>
+        <w:br w:type="page"/>
       </w:r>
     </w:p>
     <w:p>
@@ -1602,6 +1616,7 @@
           <w:szCs w:val="32"/>
           <w:cs/>
         </w:rPr>
+        <w:lastRenderedPageBreak/>
         <w:tab/>
       </w:r>
       <w:r>
@@ -2604,7 +2619,6 @@
           <w:szCs w:val="32"/>
           <w:cs/>
         </w:rPr>
-        <w:lastRenderedPageBreak/>
         <w:tab/>
       </w:r>
       <w:r>
@@ -4695,7 +4709,7 @@
           <w:footerReference w:type="default" r:id="rId10"/>
           <w:footerReference w:type="first" r:id="rId11"/>
           <w:pgSz w:w="11906" w:h="16838" w:code="9"/>
-          <w:pgMar w:top="1418" w:right="1134" w:bottom="1134" w:left="1701" w:header="709" w:footer="709" w:gutter="0"/>
+          <w:pgMar w:top="851" w:right="1134" w:bottom="1134" w:left="1701" w:header="709" w:footer="709" w:gutter="0"/>
           <w:cols w:space="708"/>
           <w:titlePg/>
           <w:docGrid w:linePitch="360"/>
@@ -6030,7 +6044,7 @@
         <w:ind w:right="-1"/>
         <w:jc w:val="center"/>
         <w:rPr>
-          <w:rFonts w:ascii="TH SarabunIT๙" w:hAnsi="TH SarabunIT๙" w:cs="TH SarabunIT๙" w:hint="cs"/>
+          <w:rFonts w:ascii="TH SarabunIT๙" w:hAnsi="TH SarabunIT๙" w:cs="TH SarabunIT๙"/>
           <w:sz w:val="32"/>
           <w:szCs w:val="32"/>
         </w:rPr>
